--- a/Grg001故障排查.docx
+++ b/Grg001故障排查.docx
@@ -34,7 +34,6 @@
     <w:p>
       <w:pPr>
         <w:rPr>
-          <w:rFonts w:hint="eastAsia"/>
           <w:b/>
           <w:bCs/>
           <w:sz w:val="30"/>
@@ -55,7 +54,6 @@
     <w:p>
       <w:pPr>
         <w:rPr>
-          <w:rFonts w:hint="eastAsia"/>
           <w:b/>
           <w:bCs/>
           <w:sz w:val="30"/>
@@ -146,7 +144,6 @@
     <w:p>
       <w:pPr>
         <w:rPr>
-          <w:rFonts w:hint="eastAsia"/>
           <w:b/>
           <w:bCs/>
           <w:sz w:val="30"/>
@@ -216,7 +213,6 @@
     <w:p>
       <w:pPr>
         <w:rPr>
-          <w:rFonts w:hint="eastAsia"/>
           <w:b/>
           <w:bCs/>
           <w:sz w:val="30"/>
@@ -612,6 +608,11 @@
       </w:r>
     </w:p>
     <w:p>
+      <w:pPr>
+        <w:rPr>
+          <w:rFonts w:hint="eastAsia"/>
+        </w:rPr>
+      </w:pPr>
       <w:r>
         <w:tab/>
       </w:r>
@@ -630,6 +631,12 @@
         </w:rPr>
         <w:t>，而推理发送的频率只有5hz导致手臂抖动，尝试将数据进行裁剪，每5帧裁剪成1帧。</w:t>
       </w:r>
+      <w:r>
+        <w:rPr>
+          <w:rFonts w:hint="eastAsia"/>
+        </w:rPr>
+        <w:t>裁剪后模型可以成功执行任务。确定为频率不一致导致的任务执行失败。</w:t>
+      </w:r>
     </w:p>
     <w:p>
       <w:r>
@@ -761,6 +768,11 @@
       </w:r>
     </w:p>
     <w:p>
+      <w:pPr>
+        <w:rPr>
+          <w:rFonts w:hint="eastAsia"/>
+        </w:rPr>
+      </w:pPr>
       <w:r>
         <w:tab/>
       </w:r>
@@ -862,6 +874,12 @@
         </w:rPr>
         <w:t>进行训练</w:t>
       </w:r>
+      <w:r>
+        <w:rPr>
+          <w:rFonts w:hint="eastAsia"/>
+        </w:rPr>
+        <w:t>，裁剪后act模型在001上验证成功。</w:t>
+      </w:r>
     </w:p>
     <w:p/>
     <w:p>
@@ -885,6 +903,7 @@
     </w:p>
     <w:p>
       <w:r>
+        <w:lastRenderedPageBreak/>
         <w:tab/>
       </w:r>
       <w:r>
@@ -896,7 +915,6 @@
     </w:p>
     <w:p>
       <w:r>
-        <w:lastRenderedPageBreak/>
         <w:tab/>
       </w:r>
       <w:r>
